--- a/plantillas/plantilla_resolucion_(2).docx
+++ b/plantillas/plantilla_resolucion_(2).docx
@@ -35,7 +35,23 @@
           <w:rFonts w:ascii="Times New Roman" w:hAnsi="Times New Roman"/>
           <w:b/>
         </w:rPr>
-        <w:t>{{ numero_resolucion }}</w:t>
+        <w:t xml:space="preserve">{{ </w:t>
+      </w:r>
+      <w:proofErr w:type="spellStart"/>
+      <w:r>
+        <w:rPr>
+          <w:rFonts w:ascii="Times New Roman" w:hAnsi="Times New Roman"/>
+          <w:b/>
+        </w:rPr>
+        <w:t>numero_resolucion</w:t>
+      </w:r>
+      <w:proofErr w:type="spellEnd"/>
+      <w:r>
+        <w:rPr>
+          <w:rFonts w:ascii="Times New Roman" w:hAnsi="Times New Roman"/>
+          <w:b/>
+        </w:rPr>
+        <w:t xml:space="preserve"> }}</w:t>
       </w:r>
     </w:p>
     <w:p>
@@ -58,31 +74,73 @@
         <w:rPr>
           <w:rFonts w:ascii="Arial" w:hAnsi="Arial" w:cs="Arial"/>
         </w:rPr>
-        <w:t>{{ dia_resolucion }}</w:t>
-      </w:r>
+        <w:t xml:space="preserve">{{ </w:t>
+      </w:r>
+      <w:proofErr w:type="spellStart"/>
       <w:r>
         <w:rPr>
           <w:rFonts w:ascii="Arial" w:hAnsi="Arial" w:cs="Arial"/>
         </w:rPr>
+        <w:t>dia_resolucion</w:t>
+      </w:r>
+      <w:proofErr w:type="spellEnd"/>
+      <w:r>
+        <w:rPr>
+          <w:rFonts w:ascii="Arial" w:hAnsi="Arial" w:cs="Arial"/>
+        </w:rPr>
+        <w:t xml:space="preserve"> }}</w:t>
+      </w:r>
+      <w:r>
+        <w:rPr>
+          <w:rFonts w:ascii="Arial" w:hAnsi="Arial" w:cs="Arial"/>
+        </w:rPr>
         <w:t xml:space="preserve"> de </w:t>
       </w:r>
       <w:r>
         <w:rPr>
           <w:rFonts w:ascii="Arial" w:hAnsi="Arial" w:cs="Arial"/>
         </w:rPr>
-        <w:t>{{ mes_resolucion }}</w:t>
-      </w:r>
+        <w:t xml:space="preserve">{{ </w:t>
+      </w:r>
+      <w:proofErr w:type="spellStart"/>
       <w:r>
         <w:rPr>
           <w:rFonts w:ascii="Arial" w:hAnsi="Arial" w:cs="Arial"/>
         </w:rPr>
+        <w:t>mes_resolucion</w:t>
+      </w:r>
+      <w:proofErr w:type="spellEnd"/>
+      <w:r>
+        <w:rPr>
+          <w:rFonts w:ascii="Arial" w:hAnsi="Arial" w:cs="Arial"/>
+        </w:rPr>
+        <w:t xml:space="preserve"> }}</w:t>
+      </w:r>
+      <w:r>
+        <w:rPr>
+          <w:rFonts w:ascii="Arial" w:hAnsi="Arial" w:cs="Arial"/>
+        </w:rPr>
         <w:t xml:space="preserve"> de </w:t>
       </w:r>
       <w:r>
         <w:rPr>
           <w:rFonts w:ascii="Arial" w:hAnsi="Arial" w:cs="Arial"/>
         </w:rPr>
-        <w:t>{{ anio_resolucion }}</w:t>
+        <w:t xml:space="preserve">{{ </w:t>
+      </w:r>
+      <w:proofErr w:type="spellStart"/>
+      <w:r>
+        <w:rPr>
+          <w:rFonts w:ascii="Arial" w:hAnsi="Arial" w:cs="Arial"/>
+        </w:rPr>
+        <w:t>anio_resolucion</w:t>
+      </w:r>
+      <w:proofErr w:type="spellEnd"/>
+      <w:r>
+        <w:rPr>
+          <w:rFonts w:ascii="Arial" w:hAnsi="Arial" w:cs="Arial"/>
+        </w:rPr>
+        <w:t xml:space="preserve"> }}</w:t>
       </w:r>
       <w:r>
         <w:rPr>
@@ -336,14 +394,32 @@
           <w:b/>
           <w:sz w:val="18"/>
         </w:rPr>
-        <w:t>{{ nombre_completo }}</w:t>
-      </w:r>
+        <w:t xml:space="preserve">{{ </w:t>
+      </w:r>
+      <w:proofErr w:type="spellStart"/>
       <w:r>
         <w:rPr>
           <w:rFonts w:ascii="Arial" w:hAnsi="Arial"/>
           <w:b/>
           <w:sz w:val="18"/>
         </w:rPr>
+        <w:t>nombre_completo</w:t>
+      </w:r>
+      <w:proofErr w:type="spellEnd"/>
+      <w:r>
+        <w:rPr>
+          <w:rFonts w:ascii="Arial" w:hAnsi="Arial"/>
+          <w:b/>
+          <w:sz w:val="18"/>
+        </w:rPr>
+        <w:t xml:space="preserve"> }}</w:t>
+      </w:r>
+      <w:r>
+        <w:rPr>
+          <w:rFonts w:ascii="Arial" w:hAnsi="Arial"/>
+          <w:b/>
+          <w:sz w:val="18"/>
+        </w:rPr>
         <w:t xml:space="preserve"> </w:t>
       </w:r>
       <w:r>
@@ -439,19 +515,47 @@
         <w:rPr>
           <w:sz w:val="20"/>
         </w:rPr>
-        <w:t>{{ fecha_inicio }}</w:t>
-      </w:r>
+        <w:t xml:space="preserve">{{ </w:t>
+      </w:r>
+      <w:proofErr w:type="spellStart"/>
       <w:r>
         <w:rPr>
           <w:sz w:val="20"/>
         </w:rPr>
+        <w:t>fecha_inicio</w:t>
+      </w:r>
+      <w:proofErr w:type="spellEnd"/>
+      <w:r>
+        <w:rPr>
+          <w:sz w:val="20"/>
+        </w:rPr>
+        <w:t xml:space="preserve"> }}</w:t>
+      </w:r>
+      <w:r>
+        <w:rPr>
+          <w:sz w:val="20"/>
+        </w:rPr>
         <w:t xml:space="preserve"> al </w:t>
       </w:r>
       <w:r>
         <w:rPr>
           <w:sz w:val="20"/>
         </w:rPr>
-        <w:t>{{ fecha_fin }}</w:t>
+        <w:t xml:space="preserve">{{ </w:t>
+      </w:r>
+      <w:proofErr w:type="spellStart"/>
+      <w:r>
+        <w:rPr>
+          <w:sz w:val="20"/>
+        </w:rPr>
+        <w:t>fecha_fin</w:t>
+      </w:r>
+      <w:proofErr w:type="spellEnd"/>
+      <w:r>
+        <w:rPr>
+          <w:sz w:val="20"/>
+        </w:rPr>
+        <w:t xml:space="preserve"> }}</w:t>
       </w:r>
       <w:r>
         <w:rPr>
@@ -826,7 +930,23 @@
                 <w:sz w:val="16"/>
                 <w:szCs w:val="16"/>
               </w:rPr>
-              <w:t>{{ valor_hora }}</w:t>
+              <w:t xml:space="preserve">{{ </w:t>
+            </w:r>
+            <w:proofErr w:type="spellStart"/>
+            <w:r>
+              <w:rPr>
+                <w:sz w:val="16"/>
+                <w:szCs w:val="16"/>
+              </w:rPr>
+              <w:t>valor_hora</w:t>
+            </w:r>
+            <w:proofErr w:type="spellEnd"/>
+            <w:r>
+              <w:rPr>
+                <w:sz w:val="16"/>
+                <w:szCs w:val="16"/>
+              </w:rPr>
+              <w:t xml:space="preserve"> }}</w:t>
             </w:r>
           </w:p>
         </w:tc>
@@ -894,7 +1014,23 @@
                 <w:sz w:val="16"/>
                 <w:szCs w:val="16"/>
               </w:rPr>
-              <w:t>{{ intensidad_horaria }}</w:t>
+              <w:t xml:space="preserve">{{ </w:t>
+            </w:r>
+            <w:proofErr w:type="spellStart"/>
+            <w:r>
+              <w:rPr>
+                <w:sz w:val="16"/>
+                <w:szCs w:val="16"/>
+              </w:rPr>
+              <w:t>intensidad_horaria</w:t>
+            </w:r>
+            <w:proofErr w:type="spellEnd"/>
+            <w:r>
+              <w:rPr>
+                <w:sz w:val="16"/>
+                <w:szCs w:val="16"/>
+              </w:rPr>
+              <w:t xml:space="preserve"> }}</w:t>
             </w:r>
           </w:p>
         </w:tc>
@@ -928,7 +1064,23 @@
                 <w:sz w:val="16"/>
                 <w:szCs w:val="16"/>
               </w:rPr>
-              <w:t>{{ intensidad_mensual }}</w:t>
+              <w:t xml:space="preserve">{{ </w:t>
+            </w:r>
+            <w:proofErr w:type="spellStart"/>
+            <w:r>
+              <w:rPr>
+                <w:sz w:val="16"/>
+                <w:szCs w:val="16"/>
+              </w:rPr>
+              <w:t>intensidad_mensual</w:t>
+            </w:r>
+            <w:proofErr w:type="spellEnd"/>
+            <w:r>
+              <w:rPr>
+                <w:sz w:val="16"/>
+                <w:szCs w:val="16"/>
+              </w:rPr>
+              <w:t xml:space="preserve"> }}</w:t>
             </w:r>
           </w:p>
         </w:tc>
@@ -957,7 +1109,15 @@
         <w:t xml:space="preserve"> </w:t>
       </w:r>
       <w:r>
-        <w:t>{{ total_horas }}</w:t>
+        <w:t xml:space="preserve">{{ </w:t>
+      </w:r>
+      <w:proofErr w:type="spellStart"/>
+      <w:r>
+        <w:t>total_horas</w:t>
+      </w:r>
+      <w:proofErr w:type="spellEnd"/>
+      <w:r>
+        <w:t xml:space="preserve"> }}</w:t>
       </w:r>
     </w:p>
     <w:p>
@@ -18639,7 +18799,31 @@
         <w:t xml:space="preserve">Dada en Cartagena, a los </w:t>
       </w:r>
       <w:r>
-        <w:t>{{ dia_resolucion }}</w:t>
+        <w:t xml:space="preserve">{{ </w:t>
+      </w:r>
+      <w:proofErr w:type="spellStart"/>
+      <w:r>
+        <w:t>dia_resolucion</w:t>
+      </w:r>
+      <w:proofErr w:type="spellEnd"/>
+      <w:r>
+        <w:t xml:space="preserve"> }} de {{ </w:t>
+      </w:r>
+      <w:proofErr w:type="spellStart"/>
+      <w:r>
+        <w:t>mes_resolucion</w:t>
+      </w:r>
+      <w:proofErr w:type="spellEnd"/>
+      <w:r>
+        <w:t xml:space="preserve"> }} de {{ </w:t>
+      </w:r>
+      <w:proofErr w:type="spellStart"/>
+      <w:r>
+        <w:t>anio_resolucion</w:t>
+      </w:r>
+      <w:proofErr w:type="spellEnd"/>
+      <w:r>
+        <w:t xml:space="preserve"> }}</w:t>
       </w:r>
     </w:p>
     <w:p>
@@ -18962,7 +19146,55 @@
                                 <w:w w:val="105"/>
                                 <w:sz w:val="16"/>
                               </w:rPr>
-                              <w:t>{{ dia_resolucion }} de {{ mes_resolucion }} de {{ anio_resolucion }}</w:t>
+                              <w:t xml:space="preserve">{{ </w:t>
+                            </w:r>
+                            <w:proofErr w:type="spellStart"/>
+                            <w:r>
+                              <w:rPr>
+                                <w:w w:val="105"/>
+                                <w:sz w:val="16"/>
+                              </w:rPr>
+                              <w:t>dia_resolucion</w:t>
+                            </w:r>
+                            <w:proofErr w:type="spellEnd"/>
+                            <w:r>
+                              <w:rPr>
+                                <w:w w:val="105"/>
+                                <w:sz w:val="16"/>
+                              </w:rPr>
+                              <w:t xml:space="preserve"> }} de {{ </w:t>
+                            </w:r>
+                            <w:proofErr w:type="spellStart"/>
+                            <w:r>
+                              <w:rPr>
+                                <w:w w:val="105"/>
+                                <w:sz w:val="16"/>
+                              </w:rPr>
+                              <w:t>mes_resolucion</w:t>
+                            </w:r>
+                            <w:proofErr w:type="spellEnd"/>
+                            <w:r>
+                              <w:rPr>
+                                <w:w w:val="105"/>
+                                <w:sz w:val="16"/>
+                              </w:rPr>
+                              <w:t xml:space="preserve"> }} de {{ </w:t>
+                            </w:r>
+                            <w:proofErr w:type="spellStart"/>
+                            <w:r>
+                              <w:rPr>
+                                <w:w w:val="105"/>
+                                <w:sz w:val="16"/>
+                              </w:rPr>
+                              <w:t>anio_resolucion</w:t>
+                            </w:r>
+                            <w:proofErr w:type="spellEnd"/>
+                            <w:r>
+                              <w:rPr>
+                                <w:w w:val="105"/>
+                                <w:sz w:val="16"/>
+                              </w:rPr>
+                              <w:t xml:space="preserve"> }}</w:t>
                             </w:r>
                             <w:r>
                               <w:rPr>
@@ -19015,7 +19247,25 @@
                                 <w:b/>
                                 <w:sz w:val="16"/>
                               </w:rPr>
-                              <w:t xml:space="preserve"> nombre_completo }} </w:t>
+                              <w:t xml:space="preserve"> </w:t>
+                            </w:r>
+                            <w:proofErr w:type="spellStart"/>
+                            <w:r>
+                              <w:rPr>
+                                <w:rFonts w:ascii="Arial" w:hAnsi="Arial"/>
+                                <w:b/>
+                                <w:sz w:val="16"/>
+                              </w:rPr>
+                              <w:t>nombre_completo</w:t>
+                            </w:r>
+                            <w:proofErr w:type="spellEnd"/>
+                            <w:r>
+                              <w:rPr>
+                                <w:rFonts w:ascii="Arial" w:hAnsi="Arial"/>
+                                <w:b/>
+                                <w:sz w:val="16"/>
+                              </w:rPr>
+                              <w:t xml:space="preserve"> }} </w:t>
                             </w:r>
                             <w:r>
                               <w:rPr>
@@ -19060,7 +19310,23 @@
                                 <w:w w:val="105"/>
                                 <w:sz w:val="16"/>
                               </w:rPr>
-                              <w:t xml:space="preserve"> {{ numero_resolucion }}</w:t>
+                              <w:t xml:space="preserve"> {{ </w:t>
+                            </w:r>
+                            <w:proofErr w:type="spellStart"/>
+                            <w:r>
+                              <w:rPr>
+                                <w:w w:val="105"/>
+                                <w:sz w:val="16"/>
+                              </w:rPr>
+                              <w:t>numero_resolucion</w:t>
+                            </w:r>
+                            <w:proofErr w:type="spellEnd"/>
+                            <w:r>
+                              <w:rPr>
+                                <w:w w:val="105"/>
+                                <w:sz w:val="16"/>
+                              </w:rPr>
+                              <w:t xml:space="preserve"> }}</w:t>
                             </w:r>
                             <w:r>
                               <w:rPr>
@@ -19074,7 +19340,23 @@
                                 <w:w w:val="105"/>
                                 <w:sz w:val="16"/>
                               </w:rPr>
-                              <w:t>{{ dia_resolucion }}</w:t>
+                              <w:t xml:space="preserve">{{ </w:t>
+                            </w:r>
+                            <w:proofErr w:type="spellStart"/>
+                            <w:r>
+                              <w:rPr>
+                                <w:w w:val="105"/>
+                                <w:sz w:val="16"/>
+                              </w:rPr>
+                              <w:t>dia_resolucion</w:t>
+                            </w:r>
+                            <w:proofErr w:type="spellEnd"/>
+                            <w:r>
+                              <w:rPr>
+                                <w:w w:val="105"/>
+                                <w:sz w:val="16"/>
+                              </w:rPr>
+                              <w:t xml:space="preserve"> }}</w:t>
                             </w:r>
                             <w:r>
                               <w:rPr>
@@ -19088,7 +19370,23 @@
                                 <w:w w:val="105"/>
                                 <w:sz w:val="16"/>
                               </w:rPr>
-                              <w:t>{{ mes_resolucion }}</w:t>
+                              <w:t xml:space="preserve">{{ </w:t>
+                            </w:r>
+                            <w:proofErr w:type="spellStart"/>
+                            <w:r>
+                              <w:rPr>
+                                <w:w w:val="105"/>
+                                <w:sz w:val="16"/>
+                              </w:rPr>
+                              <w:t>mes_resolucion</w:t>
+                            </w:r>
+                            <w:proofErr w:type="spellEnd"/>
+                            <w:r>
+                              <w:rPr>
+                                <w:w w:val="105"/>
+                                <w:sz w:val="16"/>
+                              </w:rPr>
+                              <w:t xml:space="preserve"> }}</w:t>
                             </w:r>
                             <w:r>
                               <w:rPr>
@@ -19102,7 +19400,23 @@
                                 <w:w w:val="105"/>
                                 <w:sz w:val="16"/>
                               </w:rPr>
-                              <w:t>{{ anio_resolucion }}</w:t>
+                              <w:t xml:space="preserve">{{ </w:t>
+                            </w:r>
+                            <w:proofErr w:type="spellStart"/>
+                            <w:r>
+                              <w:rPr>
+                                <w:w w:val="105"/>
+                                <w:sz w:val="16"/>
+                              </w:rPr>
+                              <w:t>anio_resolucion</w:t>
+                            </w:r>
+                            <w:proofErr w:type="spellEnd"/>
+                            <w:r>
+                              <w:rPr>
+                                <w:w w:val="105"/>
+                                <w:sz w:val="16"/>
+                              </w:rPr>
+                              <w:t xml:space="preserve"> }}</w:t>
                             </w:r>
                             <w:r>
                               <w:rPr>

--- a/plantillas/plantilla_resolucion_(2).docx
+++ b/plantillas/plantilla_resolucion_(2).docx
@@ -30,28 +30,37 @@
         </w:rPr>
         <w:t xml:space="preserve">RESOLUCIÓN No. </w:t>
       </w:r>
+      <w:proofErr w:type="gramStart"/>
       <w:r>
         <w:rPr>
           <w:rFonts w:ascii="Times New Roman" w:hAnsi="Times New Roman"/>
           <w:b/>
         </w:rPr>
-        <w:t xml:space="preserve">{{ </w:t>
-      </w:r>
-      <w:proofErr w:type="spellStart"/>
+        <w:t>{{ numero</w:t>
+      </w:r>
+      <w:proofErr w:type="gramEnd"/>
       <w:r>
         <w:rPr>
           <w:rFonts w:ascii="Times New Roman" w:hAnsi="Times New Roman"/>
           <w:b/>
         </w:rPr>
-        <w:t>numero_resolucion</w:t>
-      </w:r>
-      <w:proofErr w:type="spellEnd"/>
+        <w:t>_</w:t>
+      </w:r>
+      <w:proofErr w:type="gramStart"/>
       <w:r>
         <w:rPr>
           <w:rFonts w:ascii="Times New Roman" w:hAnsi="Times New Roman"/>
           <w:b/>
         </w:rPr>
-        <w:t xml:space="preserve"> }}</w:t>
+        <w:t>resolucion }</w:t>
+      </w:r>
+      <w:proofErr w:type="gramEnd"/>
+      <w:r>
+        <w:rPr>
+          <w:rFonts w:ascii="Times New Roman" w:hAnsi="Times New Roman"/>
+          <w:b/>
+        </w:rPr>
+        <w:t>}</w:t>
       </w:r>
     </w:p>
     <w:p>
@@ -70,77 +79,101 @@
         </w:rPr>
         <w:t>(</w:t>
       </w:r>
+      <w:proofErr w:type="gramStart"/>
       <w:r>
         <w:rPr>
           <w:rFonts w:ascii="Arial" w:hAnsi="Arial" w:cs="Arial"/>
         </w:rPr>
-        <w:t xml:space="preserve">{{ </w:t>
-      </w:r>
-      <w:proofErr w:type="spellStart"/>
+        <w:t>{{ dia</w:t>
+      </w:r>
+      <w:proofErr w:type="gramEnd"/>
       <w:r>
         <w:rPr>
           <w:rFonts w:ascii="Arial" w:hAnsi="Arial" w:cs="Arial"/>
         </w:rPr>
-        <w:t>dia_resolucion</w:t>
-      </w:r>
-      <w:proofErr w:type="spellEnd"/>
+        <w:t>_</w:t>
+      </w:r>
+      <w:proofErr w:type="gramStart"/>
       <w:r>
         <w:rPr>
           <w:rFonts w:ascii="Arial" w:hAnsi="Arial" w:cs="Arial"/>
         </w:rPr>
-        <w:t xml:space="preserve"> }}</w:t>
-      </w:r>
+        <w:t>resolucion }</w:t>
+      </w:r>
+      <w:proofErr w:type="gramEnd"/>
       <w:r>
         <w:rPr>
           <w:rFonts w:ascii="Arial" w:hAnsi="Arial" w:cs="Arial"/>
         </w:rPr>
+        <w:t>}</w:t>
+      </w:r>
+      <w:r>
+        <w:rPr>
+          <w:rFonts w:ascii="Arial" w:hAnsi="Arial" w:cs="Arial"/>
+        </w:rPr>
         <w:t xml:space="preserve"> de </w:t>
       </w:r>
+      <w:proofErr w:type="gramStart"/>
       <w:r>
         <w:rPr>
           <w:rFonts w:ascii="Arial" w:hAnsi="Arial" w:cs="Arial"/>
         </w:rPr>
-        <w:t xml:space="preserve">{{ </w:t>
-      </w:r>
-      <w:proofErr w:type="spellStart"/>
+        <w:t>{{ mes</w:t>
+      </w:r>
+      <w:proofErr w:type="gramEnd"/>
       <w:r>
         <w:rPr>
           <w:rFonts w:ascii="Arial" w:hAnsi="Arial" w:cs="Arial"/>
         </w:rPr>
-        <w:t>mes_resolucion</w:t>
-      </w:r>
-      <w:proofErr w:type="spellEnd"/>
+        <w:t>_</w:t>
+      </w:r>
+      <w:proofErr w:type="gramStart"/>
       <w:r>
         <w:rPr>
           <w:rFonts w:ascii="Arial" w:hAnsi="Arial" w:cs="Arial"/>
         </w:rPr>
-        <w:t xml:space="preserve"> }}</w:t>
-      </w:r>
+        <w:t>resolucion }</w:t>
+      </w:r>
+      <w:proofErr w:type="gramEnd"/>
       <w:r>
         <w:rPr>
           <w:rFonts w:ascii="Arial" w:hAnsi="Arial" w:cs="Arial"/>
         </w:rPr>
+        <w:t>}</w:t>
+      </w:r>
+      <w:r>
+        <w:rPr>
+          <w:rFonts w:ascii="Arial" w:hAnsi="Arial" w:cs="Arial"/>
+        </w:rPr>
         <w:t xml:space="preserve"> de </w:t>
       </w:r>
+      <w:proofErr w:type="gramStart"/>
       <w:r>
         <w:rPr>
           <w:rFonts w:ascii="Arial" w:hAnsi="Arial" w:cs="Arial"/>
         </w:rPr>
-        <w:t xml:space="preserve">{{ </w:t>
-      </w:r>
-      <w:proofErr w:type="spellStart"/>
+        <w:t>{{ anio</w:t>
+      </w:r>
+      <w:proofErr w:type="gramEnd"/>
       <w:r>
         <w:rPr>
           <w:rFonts w:ascii="Arial" w:hAnsi="Arial" w:cs="Arial"/>
         </w:rPr>
-        <w:t>anio_resolucion</w:t>
-      </w:r>
-      <w:proofErr w:type="spellEnd"/>
+        <w:t>_</w:t>
+      </w:r>
+      <w:proofErr w:type="gramStart"/>
       <w:r>
         <w:rPr>
           <w:rFonts w:ascii="Arial" w:hAnsi="Arial" w:cs="Arial"/>
         </w:rPr>
-        <w:t xml:space="preserve"> }}</w:t>
+        <w:t>resolucion }</w:t>
+      </w:r>
+      <w:proofErr w:type="gramEnd"/>
+      <w:r>
+        <w:rPr>
+          <w:rFonts w:ascii="Arial" w:hAnsi="Arial" w:cs="Arial"/>
+        </w:rPr>
+        <w:t>}</w:t>
       </w:r>
       <w:r>
         <w:rPr>
@@ -388,38 +421,48 @@
         </w:rPr>
         <w:t xml:space="preserve"> </w:t>
       </w:r>
+      <w:proofErr w:type="gramStart"/>
       <w:r>
         <w:rPr>
           <w:rFonts w:ascii="Arial" w:hAnsi="Arial"/>
           <w:b/>
           <w:sz w:val="18"/>
         </w:rPr>
-        <w:t xml:space="preserve">{{ </w:t>
-      </w:r>
-      <w:proofErr w:type="spellStart"/>
+        <w:t>{{ nombre</w:t>
+      </w:r>
+      <w:proofErr w:type="gramEnd"/>
       <w:r>
         <w:rPr>
           <w:rFonts w:ascii="Arial" w:hAnsi="Arial"/>
           <w:b/>
           <w:sz w:val="18"/>
         </w:rPr>
-        <w:t>nombre_completo</w:t>
-      </w:r>
-      <w:proofErr w:type="spellEnd"/>
+        <w:t>_</w:t>
+      </w:r>
+      <w:proofErr w:type="gramStart"/>
       <w:r>
         <w:rPr>
           <w:rFonts w:ascii="Arial" w:hAnsi="Arial"/>
           <w:b/>
           <w:sz w:val="18"/>
         </w:rPr>
-        <w:t xml:space="preserve"> }}</w:t>
-      </w:r>
+        <w:t>completo }</w:t>
+      </w:r>
+      <w:proofErr w:type="gramEnd"/>
       <w:r>
         <w:rPr>
           <w:rFonts w:ascii="Arial" w:hAnsi="Arial"/>
           <w:b/>
           <w:sz w:val="18"/>
         </w:rPr>
+        <w:t>}</w:t>
+      </w:r>
+      <w:r>
+        <w:rPr>
+          <w:rFonts w:ascii="Arial" w:hAnsi="Arial"/>
+          <w:b/>
+          <w:sz w:val="18"/>
+        </w:rPr>
         <w:t xml:space="preserve"> </w:t>
       </w:r>
       <w:r>
@@ -461,11 +504,19 @@
         </w:rPr>
         <w:t xml:space="preserve"> </w:t>
       </w:r>
+      <w:proofErr w:type="gramStart"/>
       <w:r>
         <w:rPr>
           <w:sz w:val="18"/>
         </w:rPr>
-        <w:t>{{ cedula }}</w:t>
+        <w:t>{{ cedula</w:t>
+      </w:r>
+      <w:proofErr w:type="gramEnd"/>
+      <w:r>
+        <w:rPr>
+          <w:sz w:val="18"/>
+        </w:rPr>
+        <w:t xml:space="preserve"> }}</w:t>
       </w:r>
       <w:r>
         <w:rPr>
@@ -499,63 +550,87 @@
         </w:rPr>
         <w:t xml:space="preserve">Facultad: </w:t>
       </w:r>
+      <w:proofErr w:type="gramStart"/>
       <w:r>
         <w:rPr>
           <w:sz w:val="20"/>
         </w:rPr>
-        <w:t>{{ facultad }}</w:t>
-      </w:r>
+        <w:t>{{ facultad</w:t>
+      </w:r>
+      <w:proofErr w:type="gramEnd"/>
       <w:r>
         <w:rPr>
           <w:sz w:val="20"/>
         </w:rPr>
+        <w:t xml:space="preserve"> }}</w:t>
+      </w:r>
+      <w:r>
+        <w:rPr>
+          <w:sz w:val="20"/>
+        </w:rPr>
         <w:t xml:space="preserve">, durante el periodo comprendido del </w:t>
       </w:r>
+      <w:proofErr w:type="gramStart"/>
       <w:r>
         <w:rPr>
           <w:sz w:val="20"/>
         </w:rPr>
-        <w:t xml:space="preserve">{{ </w:t>
-      </w:r>
-      <w:proofErr w:type="spellStart"/>
+        <w:t>{{ fecha</w:t>
+      </w:r>
+      <w:proofErr w:type="gramEnd"/>
       <w:r>
         <w:rPr>
           <w:sz w:val="20"/>
         </w:rPr>
-        <w:t>fecha_inicio</w:t>
-      </w:r>
-      <w:proofErr w:type="spellEnd"/>
+        <w:t>_</w:t>
+      </w:r>
+      <w:proofErr w:type="gramStart"/>
       <w:r>
         <w:rPr>
           <w:sz w:val="20"/>
         </w:rPr>
-        <w:t xml:space="preserve"> }}</w:t>
-      </w:r>
+        <w:t>inicio }</w:t>
+      </w:r>
+      <w:proofErr w:type="gramEnd"/>
       <w:r>
         <w:rPr>
           <w:sz w:val="20"/>
         </w:rPr>
+        <w:t>}</w:t>
+      </w:r>
+      <w:r>
+        <w:rPr>
+          <w:sz w:val="20"/>
+        </w:rPr>
         <w:t xml:space="preserve"> al </w:t>
       </w:r>
+      <w:proofErr w:type="gramStart"/>
       <w:r>
         <w:rPr>
           <w:sz w:val="20"/>
         </w:rPr>
-        <w:t xml:space="preserve">{{ </w:t>
-      </w:r>
-      <w:proofErr w:type="spellStart"/>
+        <w:t>{{ fecha</w:t>
+      </w:r>
+      <w:proofErr w:type="gramEnd"/>
       <w:r>
         <w:rPr>
           <w:sz w:val="20"/>
         </w:rPr>
-        <w:t>fecha_fin</w:t>
-      </w:r>
-      <w:proofErr w:type="spellEnd"/>
+        <w:t>_</w:t>
+      </w:r>
+      <w:proofErr w:type="gramStart"/>
       <w:r>
         <w:rPr>
           <w:sz w:val="20"/>
         </w:rPr>
-        <w:t xml:space="preserve"> }}</w:t>
+        <w:t>fin }</w:t>
+      </w:r>
+      <w:proofErr w:type="gramEnd"/>
+      <w:r>
+        <w:rPr>
+          <w:sz w:val="20"/>
+        </w:rPr>
+        <w:t>}</w:t>
       </w:r>
       <w:r>
         <w:rPr>
@@ -899,12 +974,21 @@
                 <w:szCs w:val="16"/>
               </w:rPr>
             </w:pPr>
+            <w:proofErr w:type="gramStart"/>
             <w:r>
               <w:rPr>
                 <w:sz w:val="16"/>
                 <w:szCs w:val="16"/>
               </w:rPr>
-              <w:t>{{ titulo }}</w:t>
+              <w:t>{{ titulo</w:t>
+            </w:r>
+            <w:proofErr w:type="gramEnd"/>
+            <w:r>
+              <w:rPr>
+                <w:sz w:val="16"/>
+                <w:szCs w:val="16"/>
+              </w:rPr>
+              <w:t xml:space="preserve"> }}</w:t>
             </w:r>
           </w:p>
           <w:p>
@@ -925,28 +1009,21 @@
               </w:rPr>
               <w:t xml:space="preserve">/ $ </w:t>
             </w:r>
+            <w:proofErr w:type="gramStart"/>
             <w:r>
               <w:rPr>
                 <w:sz w:val="16"/>
                 <w:szCs w:val="16"/>
               </w:rPr>
-              <w:t xml:space="preserve">{{ </w:t>
+              <w:t>{{ valor</w:t>
             </w:r>
-            <w:proofErr w:type="spellStart"/>
+            <w:proofErr w:type="gramEnd"/>
             <w:r>
               <w:rPr>
                 <w:sz w:val="16"/>
                 <w:szCs w:val="16"/>
               </w:rPr>
-              <w:t>valor_hora</w:t>
-            </w:r>
-            <w:proofErr w:type="spellEnd"/>
-            <w:r>
-              <w:rPr>
-                <w:sz w:val="16"/>
-                <w:szCs w:val="16"/>
-              </w:rPr>
-              <w:t xml:space="preserve"> }}</w:t>
+              <w:t>_hora }}</w:t>
             </w:r>
           </w:p>
         </w:tc>
@@ -965,12 +1042,21 @@
                 <w:szCs w:val="16"/>
               </w:rPr>
             </w:pPr>
+            <w:proofErr w:type="gramStart"/>
             <w:r>
               <w:rPr>
                 <w:sz w:val="16"/>
                 <w:szCs w:val="16"/>
               </w:rPr>
-              <w:t>{{ modalidad  }}</w:t>
+              <w:t>{{ modalidad  }</w:t>
+            </w:r>
+            <w:proofErr w:type="gramEnd"/>
+            <w:r>
+              <w:rPr>
+                <w:sz w:val="16"/>
+                <w:szCs w:val="16"/>
+              </w:rPr>
+              <w:t>}</w:t>
             </w:r>
           </w:p>
           <w:p>
@@ -1009,28 +1095,21 @@
                 <w:szCs w:val="16"/>
               </w:rPr>
             </w:pPr>
+            <w:proofErr w:type="gramStart"/>
             <w:r>
               <w:rPr>
                 <w:sz w:val="16"/>
                 <w:szCs w:val="16"/>
               </w:rPr>
-              <w:t xml:space="preserve">{{ </w:t>
+              <w:t>{{ intensidad</w:t>
             </w:r>
-            <w:proofErr w:type="spellStart"/>
+            <w:proofErr w:type="gramEnd"/>
             <w:r>
               <w:rPr>
                 <w:sz w:val="16"/>
                 <w:szCs w:val="16"/>
               </w:rPr>
-              <w:t>intensidad_horaria</w:t>
-            </w:r>
-            <w:proofErr w:type="spellEnd"/>
-            <w:r>
-              <w:rPr>
-                <w:sz w:val="16"/>
-                <w:szCs w:val="16"/>
-              </w:rPr>
-              <w:t xml:space="preserve"> }}</w:t>
+              <w:t>_horaria }}</w:t>
             </w:r>
           </w:p>
         </w:tc>
@@ -1059,28 +1138,21 @@
                 <w:szCs w:val="16"/>
               </w:rPr>
             </w:pPr>
+            <w:proofErr w:type="gramStart"/>
             <w:r>
               <w:rPr>
                 <w:sz w:val="16"/>
                 <w:szCs w:val="16"/>
               </w:rPr>
-              <w:t xml:space="preserve">{{ </w:t>
+              <w:t>{{ intensidad</w:t>
             </w:r>
-            <w:proofErr w:type="spellStart"/>
+            <w:proofErr w:type="gramEnd"/>
             <w:r>
               <w:rPr>
                 <w:sz w:val="16"/>
                 <w:szCs w:val="16"/>
               </w:rPr>
-              <w:t>intensidad_mensual</w:t>
-            </w:r>
-            <w:proofErr w:type="spellEnd"/>
-            <w:r>
-              <w:rPr>
-                <w:sz w:val="16"/>
-                <w:szCs w:val="16"/>
-              </w:rPr>
-              <w:t xml:space="preserve"> }}</w:t>
+              <w:t>_mensual }}</w:t>
             </w:r>
           </w:p>
         </w:tc>
@@ -1108,16 +1180,21 @@
         </w:rPr>
         <w:t xml:space="preserve"> </w:t>
       </w:r>
-      <w:r>
-        <w:t xml:space="preserve">{{ </w:t>
-      </w:r>
-      <w:proofErr w:type="spellStart"/>
-      <w:r>
-        <w:t>total_horas</w:t>
-      </w:r>
-      <w:proofErr w:type="spellEnd"/>
-      <w:r>
-        <w:t xml:space="preserve"> }}</w:t>
+      <w:proofErr w:type="gramStart"/>
+      <w:r>
+        <w:t>{{ total</w:t>
+      </w:r>
+      <w:proofErr w:type="gramEnd"/>
+      <w:r>
+        <w:t>_</w:t>
+      </w:r>
+      <w:proofErr w:type="gramStart"/>
+      <w:r>
+        <w:t>horas }</w:t>
+      </w:r>
+      <w:proofErr w:type="gramEnd"/>
+      <w:r>
+        <w:t>}</w:t>
       </w:r>
     </w:p>
     <w:p>
@@ -18798,32 +18875,53 @@
       <w:r>
         <w:t xml:space="preserve">Dada en Cartagena, a los </w:t>
       </w:r>
-      <w:r>
-        <w:t xml:space="preserve">{{ </w:t>
-      </w:r>
-      <w:proofErr w:type="spellStart"/>
-      <w:r>
-        <w:t>dia_resolucion</w:t>
-      </w:r>
-      <w:proofErr w:type="spellEnd"/>
-      <w:r>
-        <w:t xml:space="preserve"> }} de {{ </w:t>
-      </w:r>
-      <w:proofErr w:type="spellStart"/>
-      <w:r>
-        <w:t>mes_resolucion</w:t>
-      </w:r>
-      <w:proofErr w:type="spellEnd"/>
-      <w:r>
-        <w:t xml:space="preserve"> }} de {{ </w:t>
-      </w:r>
-      <w:proofErr w:type="spellStart"/>
-      <w:r>
-        <w:t>anio_resolucion</w:t>
-      </w:r>
-      <w:proofErr w:type="spellEnd"/>
-      <w:r>
-        <w:t xml:space="preserve"> }}</w:t>
+      <w:proofErr w:type="gramStart"/>
+      <w:r>
+        <w:t>{{ dia</w:t>
+      </w:r>
+      <w:proofErr w:type="gramEnd"/>
+      <w:r>
+        <w:t>_</w:t>
+      </w:r>
+      <w:proofErr w:type="gramStart"/>
+      <w:r>
+        <w:t>resolucion }</w:t>
+      </w:r>
+      <w:proofErr w:type="gramEnd"/>
+      <w:r>
+        <w:t xml:space="preserve">} de </w:t>
+      </w:r>
+      <w:proofErr w:type="gramStart"/>
+      <w:r>
+        <w:t>{{ mes</w:t>
+      </w:r>
+      <w:proofErr w:type="gramEnd"/>
+      <w:r>
+        <w:t>_</w:t>
+      </w:r>
+      <w:proofErr w:type="gramStart"/>
+      <w:r>
+        <w:t>resolucion }</w:t>
+      </w:r>
+      <w:proofErr w:type="gramEnd"/>
+      <w:r>
+        <w:t xml:space="preserve">} de </w:t>
+      </w:r>
+      <w:proofErr w:type="gramStart"/>
+      <w:r>
+        <w:t>{{ anio</w:t>
+      </w:r>
+      <w:proofErr w:type="gramEnd"/>
+      <w:r>
+        <w:t>_</w:t>
+      </w:r>
+      <w:proofErr w:type="gramStart"/>
+      <w:r>
+        <w:t>resolucion }</w:t>
+      </w:r>
+      <w:proofErr w:type="gramEnd"/>
+      <w:r>
+        <w:t>}</w:t>
       </w:r>
     </w:p>
     <w:p>
@@ -18897,8 +18995,17 @@
           <w:b/>
           <w:sz w:val="20"/>
         </w:rPr>
-        <w:t>Rector                                                                Secretario General</w:t>
-      </w:r>
+        <w:t xml:space="preserve">Rector                                                                </w:t>
+      </w:r>
+      <w:proofErr w:type="gramStart"/>
+      <w:r>
+        <w:rPr>
+          <w:b/>
+          <w:sz w:val="20"/>
+        </w:rPr>
+        <w:t>Secretario General</w:t>
+      </w:r>
+      <w:proofErr w:type="gramEnd"/>
     </w:p>
     <w:p>
       <w:pPr>
@@ -19141,60 +19248,101 @@
                               </w:rPr>
                               <w:t xml:space="preserve">fecha </w:t>
                             </w:r>
+                            <w:proofErr w:type="gramStart"/>
                             <w:r>
                               <w:rPr>
                                 <w:w w:val="105"/>
                                 <w:sz w:val="16"/>
                               </w:rPr>
-                              <w:t xml:space="preserve">{{ </w:t>
+                              <w:t>{{ dia</w:t>
                             </w:r>
-                            <w:proofErr w:type="spellStart"/>
+                            <w:proofErr w:type="gramEnd"/>
                             <w:r>
                               <w:rPr>
                                 <w:w w:val="105"/>
                                 <w:sz w:val="16"/>
                               </w:rPr>
-                              <w:t>dia_resolucion</w:t>
+                              <w:t>_</w:t>
                             </w:r>
-                            <w:proofErr w:type="spellEnd"/>
+                            <w:proofErr w:type="gramStart"/>
                             <w:r>
                               <w:rPr>
                                 <w:w w:val="105"/>
                                 <w:sz w:val="16"/>
                               </w:rPr>
-                              <w:t xml:space="preserve"> }} de {{ </w:t>
+                              <w:t>resolucion }</w:t>
                             </w:r>
-                            <w:proofErr w:type="spellStart"/>
+                            <w:proofErr w:type="gramEnd"/>
                             <w:r>
                               <w:rPr>
                                 <w:w w:val="105"/>
                                 <w:sz w:val="16"/>
                               </w:rPr>
-                              <w:t>mes_resolucion</w:t>
+                              <w:t xml:space="preserve">} de </w:t>
                             </w:r>
-                            <w:proofErr w:type="spellEnd"/>
+                            <w:proofErr w:type="gramStart"/>
                             <w:r>
                               <w:rPr>
                                 <w:w w:val="105"/>
                                 <w:sz w:val="16"/>
                               </w:rPr>
-                              <w:t xml:space="preserve"> }} de {{ </w:t>
+                              <w:t>{{ mes</w:t>
                             </w:r>
-                            <w:proofErr w:type="spellStart"/>
+                            <w:proofErr w:type="gramEnd"/>
                             <w:r>
                               <w:rPr>
                                 <w:w w:val="105"/>
                                 <w:sz w:val="16"/>
                               </w:rPr>
-                              <w:t>anio_resolucion</w:t>
+                              <w:t>_</w:t>
                             </w:r>
-                            <w:proofErr w:type="spellEnd"/>
+                            <w:proofErr w:type="gramStart"/>
                             <w:r>
                               <w:rPr>
                                 <w:w w:val="105"/>
                                 <w:sz w:val="16"/>
                               </w:rPr>
-                              <w:t xml:space="preserve"> }}</w:t>
+                              <w:t>resolucion }</w:t>
+                            </w:r>
+                            <w:proofErr w:type="gramEnd"/>
+                            <w:r>
+                              <w:rPr>
+                                <w:w w:val="105"/>
+                                <w:sz w:val="16"/>
+                              </w:rPr>
+                              <w:t xml:space="preserve">} de </w:t>
+                            </w:r>
+                            <w:proofErr w:type="gramStart"/>
+                            <w:r>
+                              <w:rPr>
+                                <w:w w:val="105"/>
+                                <w:sz w:val="16"/>
+                              </w:rPr>
+                              <w:t>{{ anio</w:t>
+                            </w:r>
+                            <w:proofErr w:type="gramEnd"/>
+                            <w:r>
+                              <w:rPr>
+                                <w:w w:val="105"/>
+                                <w:sz w:val="16"/>
+                              </w:rPr>
+                              <w:t>_</w:t>
+                            </w:r>
+                            <w:proofErr w:type="gramStart"/>
+                            <w:r>
+                              <w:rPr>
+                                <w:w w:val="105"/>
+                                <w:sz w:val="16"/>
+                              </w:rPr>
+                              <w:t>resolucion }</w:t>
+                            </w:r>
+                            <w:proofErr w:type="gramEnd"/>
+                            <w:r>
+                              <w:rPr>
+                                <w:w w:val="105"/>
+                                <w:sz w:val="16"/>
+                              </w:rPr>
+                              <w:t>}</w:t>
                             </w:r>
                             <w:r>
                               <w:rPr>
@@ -19235,6 +19383,7 @@
                               </w:rPr>
                               <w:t xml:space="preserve">a </w:t>
                             </w:r>
+                            <w:proofErr w:type="gramStart"/>
                             <w:r>
                               <w:rPr>
                                 <w:sz w:val="16"/>
@@ -19247,25 +19396,34 @@
                                 <w:b/>
                                 <w:sz w:val="16"/>
                               </w:rPr>
-                              <w:t xml:space="preserve"> </w:t>
+                              <w:t xml:space="preserve"> nombre</w:t>
                             </w:r>
-                            <w:proofErr w:type="spellStart"/>
+                            <w:proofErr w:type="gramEnd"/>
                             <w:r>
                               <w:rPr>
                                 <w:rFonts w:ascii="Arial" w:hAnsi="Arial"/>
                                 <w:b/>
                                 <w:sz w:val="16"/>
                               </w:rPr>
-                              <w:t>nombre_completo</w:t>
+                              <w:t>_</w:t>
                             </w:r>
-                            <w:proofErr w:type="spellEnd"/>
+                            <w:proofErr w:type="gramStart"/>
                             <w:r>
                               <w:rPr>
                                 <w:rFonts w:ascii="Arial" w:hAnsi="Arial"/>
                                 <w:b/>
                                 <w:sz w:val="16"/>
                               </w:rPr>
-                              <w:t xml:space="preserve"> }} </w:t>
+                              <w:t>completo }</w:t>
+                            </w:r>
+                            <w:proofErr w:type="gramEnd"/>
+                            <w:r>
+                              <w:rPr>
+                                <w:rFonts w:ascii="Arial" w:hAnsi="Arial"/>
+                                <w:b/>
+                                <w:sz w:val="16"/>
+                              </w:rPr>
+                              <w:t xml:space="preserve">} </w:t>
                             </w:r>
                             <w:r>
                               <w:rPr>
@@ -19282,13 +19440,23 @@
                               </w:rPr>
                               <w:t xml:space="preserve"> No. </w:t>
                             </w:r>
+                            <w:proofErr w:type="gramStart"/>
                             <w:r>
                               <w:rPr>
                                 <w:rFonts w:ascii="Arial" w:hAnsi="Arial"/>
                                 <w:b/>
                                 <w:sz w:val="16"/>
                               </w:rPr>
-                              <w:t>{{ cedula }}</w:t>
+                              <w:t>{{ cedula</w:t>
+                            </w:r>
+                            <w:proofErr w:type="gramEnd"/>
+                            <w:r>
+                              <w:rPr>
+                                <w:rFonts w:ascii="Arial" w:hAnsi="Arial"/>
+                                <w:b/>
+                                <w:sz w:val="16"/>
+                              </w:rPr>
+                              <w:t xml:space="preserve"> }}</w:t>
                             </w:r>
                             <w:r>
                               <w:rPr>
@@ -19310,23 +19478,39 @@
                                 <w:w w:val="105"/>
                                 <w:sz w:val="16"/>
                               </w:rPr>
-                              <w:t xml:space="preserve"> {{ </w:t>
+                              <w:t xml:space="preserve"> </w:t>
                             </w:r>
-                            <w:proofErr w:type="spellStart"/>
+                            <w:proofErr w:type="gramStart"/>
                             <w:r>
                               <w:rPr>
                                 <w:w w:val="105"/>
                                 <w:sz w:val="16"/>
                               </w:rPr>
-                              <w:t>numero_resolucion</w:t>
+                              <w:t>{{ numero</w:t>
                             </w:r>
-                            <w:proofErr w:type="spellEnd"/>
+                            <w:proofErr w:type="gramEnd"/>
                             <w:r>
                               <w:rPr>
                                 <w:w w:val="105"/>
                                 <w:sz w:val="16"/>
                               </w:rPr>
-                              <w:t xml:space="preserve"> }}</w:t>
+                              <w:t>_</w:t>
+                            </w:r>
+                            <w:proofErr w:type="gramStart"/>
+                            <w:r>
+                              <w:rPr>
+                                <w:w w:val="105"/>
+                                <w:sz w:val="16"/>
+                              </w:rPr>
+                              <w:t>resolucion }</w:t>
+                            </w:r>
+                            <w:proofErr w:type="gramEnd"/>
+                            <w:r>
+                              <w:rPr>
+                                <w:w w:val="105"/>
+                                <w:sz w:val="16"/>
+                              </w:rPr>
+                              <w:t>}</w:t>
                             </w:r>
                             <w:r>
                               <w:rPr>
@@ -19335,28 +19519,37 @@
                               </w:rPr>
                               <w:t xml:space="preserve"> a los </w:t>
                             </w:r>
+                            <w:proofErr w:type="gramStart"/>
                             <w:r>
                               <w:rPr>
                                 <w:w w:val="105"/>
                                 <w:sz w:val="16"/>
                               </w:rPr>
-                              <w:t xml:space="preserve">{{ </w:t>
+                              <w:t>{{ dia</w:t>
                             </w:r>
-                            <w:proofErr w:type="spellStart"/>
+                            <w:proofErr w:type="gramEnd"/>
                             <w:r>
                               <w:rPr>
                                 <w:w w:val="105"/>
                                 <w:sz w:val="16"/>
                               </w:rPr>
-                              <w:t>dia_resolucion</w:t>
+                              <w:t>_</w:t>
                             </w:r>
-                            <w:proofErr w:type="spellEnd"/>
+                            <w:proofErr w:type="gramStart"/>
                             <w:r>
                               <w:rPr>
                                 <w:w w:val="105"/>
                                 <w:sz w:val="16"/>
                               </w:rPr>
-                              <w:t xml:space="preserve"> }}</w:t>
+                              <w:t>resolucion }</w:t>
+                            </w:r>
+                            <w:proofErr w:type="gramEnd"/>
+                            <w:r>
+                              <w:rPr>
+                                <w:w w:val="105"/>
+                                <w:sz w:val="16"/>
+                              </w:rPr>
+                              <w:t>}</w:t>
                             </w:r>
                             <w:r>
                               <w:rPr>
@@ -19365,28 +19558,37 @@
                               </w:rPr>
                               <w:t xml:space="preserve"> de </w:t>
                             </w:r>
+                            <w:proofErr w:type="gramStart"/>
                             <w:r>
                               <w:rPr>
                                 <w:w w:val="105"/>
                                 <w:sz w:val="16"/>
                               </w:rPr>
-                              <w:t xml:space="preserve">{{ </w:t>
+                              <w:t>{{ mes</w:t>
                             </w:r>
-                            <w:proofErr w:type="spellStart"/>
+                            <w:proofErr w:type="gramEnd"/>
                             <w:r>
                               <w:rPr>
                                 <w:w w:val="105"/>
                                 <w:sz w:val="16"/>
                               </w:rPr>
-                              <w:t>mes_resolucion</w:t>
+                              <w:t>_</w:t>
                             </w:r>
-                            <w:proofErr w:type="spellEnd"/>
+                            <w:proofErr w:type="gramStart"/>
                             <w:r>
                               <w:rPr>
                                 <w:w w:val="105"/>
                                 <w:sz w:val="16"/>
                               </w:rPr>
-                              <w:t xml:space="preserve"> }}</w:t>
+                              <w:t>resolucion }</w:t>
+                            </w:r>
+                            <w:proofErr w:type="gramEnd"/>
+                            <w:r>
+                              <w:rPr>
+                                <w:w w:val="105"/>
+                                <w:sz w:val="16"/>
+                              </w:rPr>
+                              <w:t>}</w:t>
                             </w:r>
                             <w:r>
                               <w:rPr>
@@ -19395,28 +19597,37 @@
                               </w:rPr>
                               <w:t xml:space="preserve"> de </w:t>
                             </w:r>
+                            <w:proofErr w:type="gramStart"/>
                             <w:r>
                               <w:rPr>
                                 <w:w w:val="105"/>
                                 <w:sz w:val="16"/>
                               </w:rPr>
-                              <w:t xml:space="preserve">{{ </w:t>
+                              <w:t>{{ anio</w:t>
                             </w:r>
-                            <w:proofErr w:type="spellStart"/>
+                            <w:proofErr w:type="gramEnd"/>
                             <w:r>
                               <w:rPr>
                                 <w:w w:val="105"/>
                                 <w:sz w:val="16"/>
                               </w:rPr>
-                              <w:t>anio_resolucion</w:t>
+                              <w:t>_</w:t>
                             </w:r>
-                            <w:proofErr w:type="spellEnd"/>
+                            <w:proofErr w:type="gramStart"/>
                             <w:r>
                               <w:rPr>
                                 <w:w w:val="105"/>
                                 <w:sz w:val="16"/>
                               </w:rPr>
-                              <w:t xml:space="preserve"> }}</w:t>
+                              <w:t>resolucion }</w:t>
+                            </w:r>
+                            <w:proofErr w:type="gramEnd"/>
+                            <w:r>
+                              <w:rPr>
+                                <w:w w:val="105"/>
+                                <w:sz w:val="16"/>
+                              </w:rPr>
+                              <w:t>}</w:t>
                             </w:r>
                             <w:r>
                               <w:rPr>
@@ -19531,12 +19742,35 @@
                               </w:rPr>
                               <w:t xml:space="preserve"> </w:t>
                             </w:r>
+                            <w:proofErr w:type="gramStart"/>
                             <w:r>
                               <w:rPr>
                                 <w:w w:val="105"/>
                                 <w:sz w:val="16"/>
                               </w:rPr>
-                              <w:t>{{ dedicación }}</w:t>
+                              <w:t xml:space="preserve">{{ </w:t>
+                            </w:r>
+                            <w:r>
+                              <w:rPr>
+                                <w:sz w:val="16"/>
+                                <w:szCs w:val="16"/>
+                              </w:rPr>
+                              <w:t>modalidad</w:t>
+                            </w:r>
+                            <w:proofErr w:type="gramEnd"/>
+                            <w:r>
+                              <w:rPr>
+                                <w:sz w:val="16"/>
+                                <w:szCs w:val="16"/>
+                              </w:rPr>
+                              <w:t xml:space="preserve"> </w:t>
+                            </w:r>
+                            <w:r>
+                              <w:rPr>
+                                <w:w w:val="105"/>
+                                <w:sz w:val="16"/>
+                              </w:rPr>
+                              <w:t>}}</w:t>
                             </w:r>
                             <w:r>
                               <w:rPr>
@@ -19887,12 +20121,101 @@
                         </w:rPr>
                         <w:t xml:space="preserve">fecha </w:t>
                       </w:r>
+                      <w:proofErr w:type="gramStart"/>
                       <w:r>
                         <w:rPr>
                           <w:w w:val="105"/>
                           <w:sz w:val="16"/>
                         </w:rPr>
-                        <w:t>{{ dia_resolucion }} de {{ mes_resolucion }} de {{ anio_resolucion }}</w:t>
+                        <w:t>{{ dia</w:t>
+                      </w:r>
+                      <w:proofErr w:type="gramEnd"/>
+                      <w:r>
+                        <w:rPr>
+                          <w:w w:val="105"/>
+                          <w:sz w:val="16"/>
+                        </w:rPr>
+                        <w:t>_</w:t>
+                      </w:r>
+                      <w:proofErr w:type="gramStart"/>
+                      <w:r>
+                        <w:rPr>
+                          <w:w w:val="105"/>
+                          <w:sz w:val="16"/>
+                        </w:rPr>
+                        <w:t>resolucion }</w:t>
+                      </w:r>
+                      <w:proofErr w:type="gramEnd"/>
+                      <w:r>
+                        <w:rPr>
+                          <w:w w:val="105"/>
+                          <w:sz w:val="16"/>
+                        </w:rPr>
+                        <w:t xml:space="preserve">} de </w:t>
+                      </w:r>
+                      <w:proofErr w:type="gramStart"/>
+                      <w:r>
+                        <w:rPr>
+                          <w:w w:val="105"/>
+                          <w:sz w:val="16"/>
+                        </w:rPr>
+                        <w:t>{{ mes</w:t>
+                      </w:r>
+                      <w:proofErr w:type="gramEnd"/>
+                      <w:r>
+                        <w:rPr>
+                          <w:w w:val="105"/>
+                          <w:sz w:val="16"/>
+                        </w:rPr>
+                        <w:t>_</w:t>
+                      </w:r>
+                      <w:proofErr w:type="gramStart"/>
+                      <w:r>
+                        <w:rPr>
+                          <w:w w:val="105"/>
+                          <w:sz w:val="16"/>
+                        </w:rPr>
+                        <w:t>resolucion }</w:t>
+                      </w:r>
+                      <w:proofErr w:type="gramEnd"/>
+                      <w:r>
+                        <w:rPr>
+                          <w:w w:val="105"/>
+                          <w:sz w:val="16"/>
+                        </w:rPr>
+                        <w:t xml:space="preserve">} de </w:t>
+                      </w:r>
+                      <w:proofErr w:type="gramStart"/>
+                      <w:r>
+                        <w:rPr>
+                          <w:w w:val="105"/>
+                          <w:sz w:val="16"/>
+                        </w:rPr>
+                        <w:t>{{ anio</w:t>
+                      </w:r>
+                      <w:proofErr w:type="gramEnd"/>
+                      <w:r>
+                        <w:rPr>
+                          <w:w w:val="105"/>
+                          <w:sz w:val="16"/>
+                        </w:rPr>
+                        <w:t>_</w:t>
+                      </w:r>
+                      <w:proofErr w:type="gramStart"/>
+                      <w:r>
+                        <w:rPr>
+                          <w:w w:val="105"/>
+                          <w:sz w:val="16"/>
+                        </w:rPr>
+                        <w:t>resolucion }</w:t>
+                      </w:r>
+                      <w:proofErr w:type="gramEnd"/>
+                      <w:r>
+                        <w:rPr>
+                          <w:w w:val="105"/>
+                          <w:sz w:val="16"/>
+                        </w:rPr>
+                        <w:t>}</w:t>
                       </w:r>
                       <w:r>
                         <w:rPr>
@@ -19933,6 +20256,7 @@
                         </w:rPr>
                         <w:t xml:space="preserve">a </w:t>
                       </w:r>
+                      <w:proofErr w:type="gramStart"/>
                       <w:r>
                         <w:rPr>
                           <w:sz w:val="16"/>
@@ -19945,7 +20269,34 @@
                           <w:b/>
                           <w:sz w:val="16"/>
                         </w:rPr>
-                        <w:t xml:space="preserve"> nombre_completo }} </w:t>
+                        <w:t xml:space="preserve"> nombre</w:t>
+                      </w:r>
+                      <w:proofErr w:type="gramEnd"/>
+                      <w:r>
+                        <w:rPr>
+                          <w:rFonts w:ascii="Arial" w:hAnsi="Arial"/>
+                          <w:b/>
+                          <w:sz w:val="16"/>
+                        </w:rPr>
+                        <w:t>_</w:t>
+                      </w:r>
+                      <w:proofErr w:type="gramStart"/>
+                      <w:r>
+                        <w:rPr>
+                          <w:rFonts w:ascii="Arial" w:hAnsi="Arial"/>
+                          <w:b/>
+                          <w:sz w:val="16"/>
+                        </w:rPr>
+                        <w:t>completo }</w:t>
+                      </w:r>
+                      <w:proofErr w:type="gramEnd"/>
+                      <w:r>
+                        <w:rPr>
+                          <w:rFonts w:ascii="Arial" w:hAnsi="Arial"/>
+                          <w:b/>
+                          <w:sz w:val="16"/>
+                        </w:rPr>
+                        <w:t xml:space="preserve">} </w:t>
                       </w:r>
                       <w:r>
                         <w:rPr>
@@ -19962,13 +20313,23 @@
                         </w:rPr>
                         <w:t xml:space="preserve"> No. </w:t>
                       </w:r>
+                      <w:proofErr w:type="gramStart"/>
                       <w:r>
                         <w:rPr>
                           <w:rFonts w:ascii="Arial" w:hAnsi="Arial"/>
                           <w:b/>
                           <w:sz w:val="16"/>
                         </w:rPr>
-                        <w:t>{{ cedula }}</w:t>
+                        <w:t>{{ cedula</w:t>
+                      </w:r>
+                      <w:proofErr w:type="gramEnd"/>
+                      <w:r>
+                        <w:rPr>
+                          <w:rFonts w:ascii="Arial" w:hAnsi="Arial"/>
+                          <w:b/>
+                          <w:sz w:val="16"/>
+                        </w:rPr>
+                        <w:t xml:space="preserve"> }}</w:t>
                       </w:r>
                       <w:r>
                         <w:rPr>
@@ -19990,7 +20351,39 @@
                           <w:w w:val="105"/>
                           <w:sz w:val="16"/>
                         </w:rPr>
-                        <w:t xml:space="preserve"> {{ numero_resolucion }}</w:t>
+                        <w:t xml:space="preserve"> </w:t>
+                      </w:r>
+                      <w:proofErr w:type="gramStart"/>
+                      <w:r>
+                        <w:rPr>
+                          <w:w w:val="105"/>
+                          <w:sz w:val="16"/>
+                        </w:rPr>
+                        <w:t>{{ numero</w:t>
+                      </w:r>
+                      <w:proofErr w:type="gramEnd"/>
+                      <w:r>
+                        <w:rPr>
+                          <w:w w:val="105"/>
+                          <w:sz w:val="16"/>
+                        </w:rPr>
+                        <w:t>_</w:t>
+                      </w:r>
+                      <w:proofErr w:type="gramStart"/>
+                      <w:r>
+                        <w:rPr>
+                          <w:w w:val="105"/>
+                          <w:sz w:val="16"/>
+                        </w:rPr>
+                        <w:t>resolucion }</w:t>
+                      </w:r>
+                      <w:proofErr w:type="gramEnd"/>
+                      <w:r>
+                        <w:rPr>
+                          <w:w w:val="105"/>
+                          <w:sz w:val="16"/>
+                        </w:rPr>
+                        <w:t>}</w:t>
                       </w:r>
                       <w:r>
                         <w:rPr>
@@ -19999,12 +20392,37 @@
                         </w:rPr>
                         <w:t xml:space="preserve"> a los </w:t>
                       </w:r>
+                      <w:proofErr w:type="gramStart"/>
                       <w:r>
                         <w:rPr>
                           <w:w w:val="105"/>
                           <w:sz w:val="16"/>
                         </w:rPr>
-                        <w:t>{{ dia_resolucion }}</w:t>
+                        <w:t>{{ dia</w:t>
+                      </w:r>
+                      <w:proofErr w:type="gramEnd"/>
+                      <w:r>
+                        <w:rPr>
+                          <w:w w:val="105"/>
+                          <w:sz w:val="16"/>
+                        </w:rPr>
+                        <w:t>_</w:t>
+                      </w:r>
+                      <w:proofErr w:type="gramStart"/>
+                      <w:r>
+                        <w:rPr>
+                          <w:w w:val="105"/>
+                          <w:sz w:val="16"/>
+                        </w:rPr>
+                        <w:t>resolucion }</w:t>
+                      </w:r>
+                      <w:proofErr w:type="gramEnd"/>
+                      <w:r>
+                        <w:rPr>
+                          <w:w w:val="105"/>
+                          <w:sz w:val="16"/>
+                        </w:rPr>
+                        <w:t>}</w:t>
                       </w:r>
                       <w:r>
                         <w:rPr>
@@ -20013,12 +20431,37 @@
                         </w:rPr>
                         <w:t xml:space="preserve"> de </w:t>
                       </w:r>
+                      <w:proofErr w:type="gramStart"/>
                       <w:r>
                         <w:rPr>
                           <w:w w:val="105"/>
                           <w:sz w:val="16"/>
                         </w:rPr>
-                        <w:t>{{ mes_resolucion }}</w:t>
+                        <w:t>{{ mes</w:t>
+                      </w:r>
+                      <w:proofErr w:type="gramEnd"/>
+                      <w:r>
+                        <w:rPr>
+                          <w:w w:val="105"/>
+                          <w:sz w:val="16"/>
+                        </w:rPr>
+                        <w:t>_</w:t>
+                      </w:r>
+                      <w:proofErr w:type="gramStart"/>
+                      <w:r>
+                        <w:rPr>
+                          <w:w w:val="105"/>
+                          <w:sz w:val="16"/>
+                        </w:rPr>
+                        <w:t>resolucion }</w:t>
+                      </w:r>
+                      <w:proofErr w:type="gramEnd"/>
+                      <w:r>
+                        <w:rPr>
+                          <w:w w:val="105"/>
+                          <w:sz w:val="16"/>
+                        </w:rPr>
+                        <w:t>}</w:t>
                       </w:r>
                       <w:r>
                         <w:rPr>
@@ -20027,12 +20470,37 @@
                         </w:rPr>
                         <w:t xml:space="preserve"> de </w:t>
                       </w:r>
+                      <w:proofErr w:type="gramStart"/>
                       <w:r>
                         <w:rPr>
                           <w:w w:val="105"/>
                           <w:sz w:val="16"/>
                         </w:rPr>
-                        <w:t>{{ anio_resolucion }}</w:t>
+                        <w:t>{{ anio</w:t>
+                      </w:r>
+                      <w:proofErr w:type="gramEnd"/>
+                      <w:r>
+                        <w:rPr>
+                          <w:w w:val="105"/>
+                          <w:sz w:val="16"/>
+                        </w:rPr>
+                        <w:t>_</w:t>
+                      </w:r>
+                      <w:proofErr w:type="gramStart"/>
+                      <w:r>
+                        <w:rPr>
+                          <w:w w:val="105"/>
+                          <w:sz w:val="16"/>
+                        </w:rPr>
+                        <w:t>resolucion }</w:t>
+                      </w:r>
+                      <w:proofErr w:type="gramEnd"/>
+                      <w:r>
+                        <w:rPr>
+                          <w:w w:val="105"/>
+                          <w:sz w:val="16"/>
+                        </w:rPr>
+                        <w:t>}</w:t>
                       </w:r>
                       <w:r>
                         <w:rPr>
@@ -20147,12 +20615,35 @@
                         </w:rPr>
                         <w:t xml:space="preserve"> </w:t>
                       </w:r>
+                      <w:proofErr w:type="gramStart"/>
                       <w:r>
                         <w:rPr>
                           <w:w w:val="105"/>
                           <w:sz w:val="16"/>
                         </w:rPr>
-                        <w:t>{{ dedicación }}</w:t>
+                        <w:t xml:space="preserve">{{ </w:t>
+                      </w:r>
+                      <w:r>
+                        <w:rPr>
+                          <w:sz w:val="16"/>
+                          <w:szCs w:val="16"/>
+                        </w:rPr>
+                        <w:t>modalidad</w:t>
+                      </w:r>
+                      <w:proofErr w:type="gramEnd"/>
+                      <w:r>
+                        <w:rPr>
+                          <w:sz w:val="16"/>
+                          <w:szCs w:val="16"/>
+                        </w:rPr>
+                        <w:t xml:space="preserve"> </w:t>
+                      </w:r>
+                      <w:r>
+                        <w:rPr>
+                          <w:w w:val="105"/>
+                          <w:sz w:val="16"/>
+                        </w:rPr>
+                        <w:t>}}</w:t>
                       </w:r>
                       <w:r>
                         <w:rPr>
@@ -20461,13 +20952,23 @@
         </w:rPr>
         <w:t xml:space="preserve">SOLICITADO POR: </w:t>
       </w:r>
+      <w:proofErr w:type="gramStart"/>
       <w:r>
         <w:rPr>
           <w:w w:val="105"/>
           <w:sz w:val="10"/>
           <w:szCs w:val="10"/>
         </w:rPr>
-        <w:t>{{ decano }}</w:t>
+        <w:t>{{ decano</w:t>
+      </w:r>
+      <w:proofErr w:type="gramEnd"/>
+      <w:r>
+        <w:rPr>
+          <w:w w:val="105"/>
+          <w:sz w:val="10"/>
+          <w:szCs w:val="10"/>
+        </w:rPr>
+        <w:t xml:space="preserve"> }}</w:t>
       </w:r>
       <w:r>
         <w:rPr>
@@ -20617,7 +21118,25 @@
           <w:sz w:val="10"/>
           <w:szCs w:val="10"/>
         </w:rPr>
-        <w:t>(Jefe de oficina Asesor de talento humano)</w:t>
+        <w:t>(</w:t>
+      </w:r>
+      <w:proofErr w:type="gramStart"/>
+      <w:r>
+        <w:rPr>
+          <w:w w:val="105"/>
+          <w:sz w:val="10"/>
+          <w:szCs w:val="10"/>
+        </w:rPr>
+        <w:t>Jefe</w:t>
+      </w:r>
+      <w:proofErr w:type="gramEnd"/>
+      <w:r>
+        <w:rPr>
+          <w:w w:val="105"/>
+          <w:sz w:val="10"/>
+          <w:szCs w:val="10"/>
+        </w:rPr>
+        <w:t xml:space="preserve"> de oficina Asesor de talento humano)</w:t>
       </w:r>
     </w:p>
     <w:p>
